--- a/Desafio 2 - Projeto - 11062025/Projeto Final - Artefatos/I2A2_Agentes_Inteligentes_Projeto_Final_Grupo1.docx
+++ b/Desafio 2 - Projeto - 11062025/Projeto Final - Artefatos/I2A2_Agentes_Inteligentes_Projeto_Final_Grupo1.docx
@@ -13921,6 +13921,14 @@
                 <w:color w:val="1B1C1D"/>
               </w:rPr>
             </w:pPr>
+          </w:p>
+          <w:p>
+            <w:pPr>
+              <w:cnfStyle w:val="000000000000" w:firstRow="0" w:lastRow="0" w:firstColumn="0" w:lastColumn="0" w:oddVBand="0" w:evenVBand="0" w:oddHBand="0" w:evenHBand="0" w:firstRowFirstColumn="0" w:firstRowLastColumn="0" w:lastRowFirstColumn="0" w:lastRowLastColumn="0"/>
+              <w:rPr>
+                <w:color w:val="1B1C1D"/>
+              </w:rPr>
+            </w:pPr>
             <w:r>
               <w:rPr>
                 <w:color w:val="1B1C1D"/>
@@ -18493,6 +18501,14 @@
               </w:rPr>
               <w:t xml:space="preserve"> "Quais dados fiscais você consegue extrair?" </w:t>
             </w:r>
+          </w:p>
+          <w:p>
+            <w:pPr>
+              <w:cnfStyle w:val="000000000000" w:firstRow="0" w:lastRow="0" w:firstColumn="0" w:lastColumn="0" w:oddVBand="0" w:evenVBand="0" w:oddHBand="0" w:evenHBand="0" w:firstRowFirstColumn="0" w:firstRowLastColumn="0" w:lastRowFirstColumn="0" w:lastRowLastColumn="0"/>
+              <w:rPr>
+                <w:color w:val="1B1C1D"/>
+              </w:rPr>
+            </w:pPr>
           </w:p>
           <w:p>
             <w:pPr>

--- a/Desafio 2 - Projeto - 11062025/Projeto Final - Artefatos/I2A2_Agentes_Inteligentes_Projeto_Final_Grupo1.docx
+++ b/Desafio 2 - Projeto - 11062025/Projeto Final - Artefatos/I2A2_Agentes_Inteligentes_Projeto_Final_Grupo1.docx
@@ -1000,7 +1000,19 @@
       </w:pPr>
       <w:r>
         <w:tab/>
-        <w:t>O tema escolhido é a extração de dados de documentos fiscais, como notas fiscais eletrônicas, com o objetivo de tornar esse processo mais fácil, rápido e preciso. A ideia é criar uma solução que ajude profissionais e empresas de contabilidade, finanças e tecnologia a coletar, organizar e usar informações importantes de forma automática.</w:t>
+        <w:t>O tema escolhido é a extração de dados</w:t>
+      </w:r>
+      <w:r>
+        <w:t xml:space="preserve">, conforme eles foram informados em </w:t>
+      </w:r>
+      <w:r>
+        <w:t>documentos fiscais, como notas fiscais eletrônicas, com o objetivo de tornar esse processo mais fácil, rápido e preciso. A ideia é criar uma solução que ajude profissionais e empresas de contabilidade, finanças e tecnologia a coletar, organizar e usar informações importantes de forma automática</w:t>
+      </w:r>
+      <w:r>
+        <w:t>.</w:t>
+      </w:r>
+      <w:r>
+        <w:t xml:space="preserve"> podendo tomar decisões ou realizar correções no documento fiscal.</w:t>
       </w:r>
     </w:p>
     <w:p>
